--- a/docs/SRS_Group6_BankApp.docx
+++ b/docs/SRS_Group6_BankApp.docx
@@ -925,15 +925,7 @@
               <w:spacing w:before="40" w:after="40"/>
             </w:pPr>
             <w:r>
-              <w:t xml:space="preserve">Additions to assumptions &amp; </w:t>
-            </w:r>
-            <w:proofErr w:type="gramStart"/>
-            <w:r>
-              <w:t>dependencies,  requirements</w:t>
-            </w:r>
-            <w:proofErr w:type="gramEnd"/>
-            <w:r>
-              <w:t xml:space="preserve">. </w:t>
+              <w:t xml:space="preserve">Additions to assumptions &amp; dependencies,  requirements. </w:t>
             </w:r>
           </w:p>
           <w:p>
@@ -2079,6 +2071,13 @@
                 <w:lang w:val="en-US"/>
               </w:rPr>
               <w:t>Modified UC_SEC_002 to not include specific time</w:t>
+            </w:r>
+            <w:r>
+              <w:rPr>
+                <w:color w:val="000000"/>
+                <w:lang w:val="en-US"/>
+              </w:rPr>
+              <w:t>s</w:t>
             </w:r>
           </w:p>
           <w:p>
@@ -2757,19 +2756,17 @@
     </w:p>
     <w:sdt>
       <w:sdtPr>
+        <w:rPr>
+          <w:b w:val="0"/>
+          <w:caps w:val="0"/>
+          <w:smallCaps/>
+        </w:rPr>
         <w:id w:val="-1366409898"/>
         <w:docPartObj>
           <w:docPartGallery w:val="Table of Contents"/>
           <w:docPartUnique/>
         </w:docPartObj>
       </w:sdtPr>
-      <w:sdtEndPr>
-        <w:rPr>
-          <w:b w:val="0"/>
-          <w:caps w:val="0"/>
-          <w:smallCaps/>
-        </w:rPr>
-      </w:sdtEndPr>
       <w:sdtContent>
         <w:sdt>
           <w:sdtPr>
@@ -7973,6 +7970,7 @@
   <w:style w:type="character" w:default="1" w:styleId="DefaultParagraphFont">
     <w:name w:val="Default Paragraph Font"/>
     <w:uiPriority w:val="1"/>
+    <w:semiHidden/>
     <w:unhideWhenUsed/>
   </w:style>
   <w:style w:type="table" w:default="1" w:styleId="TableNormal">
